--- a/backend/md2word/templates/reference.docx
+++ b/backend/md2word/templates/reference.docx
@@ -382,7 +382,7 @@
       <w:rPr>
         <w:rFonts w:hint="eastAsia"/>
       </w:rPr>
-      <w:t>}}{{version}}</w:t>
+      <w:t>}}</w:t>
     </w:r>
   </w:p>
 </w:hdr>
